--- a/src/main/resources/templates/plantilla_ficha.docx
+++ b/src/main/resources/templates/plantilla_ficha.docx
@@ -290,14 +290,14 @@
                 <w:b/>
                 <w:sz w:val="19"/>
               </w:rPr>
-              <w:t xml:space="preserve">Nombres: </w:t>
-            </w:r>
-            <w:r>
-              <w:rPr>
-                <w:bCs/>
-                <w:sz w:val="19"/>
-              </w:rPr>
-              <w:t xml:space="preserve"> </w:t>
+              <w:t>Nombres</w:t>
+            </w:r>
+            <w:r>
+              <w:rPr>
+                <w:bCs/>
+                <w:sz w:val="19"/>
+              </w:rPr>
+              <w:t xml:space="preserve">:  </w:t>
             </w:r>
             <w:r>
               <w:rPr>
@@ -1608,7 +1608,15 @@
                 <w:noProof/>
                 <w:sz w:val="19"/>
               </w:rPr>
-              <w:t>«$</w:t>
+              <w:t>«</w:t>
+            </w:r>
+            <w:r>
+              <w:rPr>
+                <w:bCs/>
+                <w:noProof/>
+                <w:sz w:val="19"/>
+              </w:rPr>
+              <w:t>$</w:t>
             </w:r>
             <w:r>
               <w:rPr>
@@ -2256,6 +2264,9 @@
             <w:pPr>
               <w:pStyle w:val="Prrafodelista"/>
               <w:ind w:left="0"/>
+              <w:rPr>
+                <w:bCs/>
+              </w:rPr>
             </w:pPr>
             <w:r>
               <w:rPr>
@@ -6111,6 +6122,12 @@
 </file>
 
 <file path=customXml/item1.xml><?xml version="1.0" encoding="utf-8"?>
+<p:properties xmlns:p="http://schemas.microsoft.com/office/2006/metadata/properties" xmlns:xsi="http://www.w3.org/2001/XMLSchema-instance" xmlns:pc="http://schemas.microsoft.com/office/infopath/2007/PartnerControls">
+  <documentManagement/>
+</p:properties>
+</file>
+
+<file path=customXml/item2.xml><?xml version="1.0" encoding="utf-8"?>
 <ct:contentTypeSchema xmlns:ct="http://schemas.microsoft.com/office/2006/metadata/contentType" xmlns:ma="http://schemas.microsoft.com/office/2006/metadata/properties/metaAttributes" ct:_="" ma:_="" ma:contentTypeName="Documento" ma:contentTypeID="0x01010097635EDEFFC090479221CA7FDF7D7816" ma:contentTypeVersion="4" ma:contentTypeDescription="Crear nuevo documento." ma:contentTypeScope="" ma:versionID="a3965749e281f6c6210187afaee24c48">
   <xsd:schema xmlns:xsd="http://www.w3.org/2001/XMLSchema" xmlns:xs="http://www.w3.org/2001/XMLSchema" xmlns:p="http://schemas.microsoft.com/office/2006/metadata/properties" xmlns:ns3="31b15ab2-6444-4f41-b216-f6baf615ac89" targetNamespace="http://schemas.microsoft.com/office/2006/metadata/properties" ma:root="true" ma:fieldsID="86dc436e88cd54c64bcfb9f990015f19" ns3:_="">
     <xsd:import namespace="31b15ab2-6444-4f41-b216-f6baf615ac89"/>
@@ -6254,12 +6271,6 @@
 </ct:contentTypeSchema>
 </file>
 
-<file path=customXml/item2.xml><?xml version="1.0" encoding="utf-8"?>
-<p:properties xmlns:p="http://schemas.microsoft.com/office/2006/metadata/properties" xmlns:xsi="http://www.w3.org/2001/XMLSchema-instance" xmlns:pc="http://schemas.microsoft.com/office/infopath/2007/PartnerControls">
-  <documentManagement/>
-</p:properties>
-</file>
-
 <file path=customXml/item3.xml><?xml version="1.0" encoding="utf-8"?>
 <?mso-contentType ?>
 <FormTemplates xmlns="http://schemas.microsoft.com/sharepoint/v3/contenttype/forms">
@@ -6270,6 +6281,15 @@
 </file>
 
 <file path=customXml/itemProps1.xml><?xml version="1.0" encoding="utf-8"?>
+<ds:datastoreItem xmlns:ds="http://schemas.openxmlformats.org/officeDocument/2006/customXml" ds:itemID="{2AD5C8AE-75FD-4DF3-B296-35D1163A80AC}">
+  <ds:schemaRefs>
+    <ds:schemaRef ds:uri="http://schemas.microsoft.com/office/2006/metadata/properties"/>
+    <ds:schemaRef ds:uri="http://schemas.microsoft.com/office/infopath/2007/PartnerControls"/>
+  </ds:schemaRefs>
+</ds:datastoreItem>
+</file>
+
+<file path=customXml/itemProps2.xml><?xml version="1.0" encoding="utf-8"?>
 <ds:datastoreItem xmlns:ds="http://schemas.openxmlformats.org/officeDocument/2006/customXml" ds:itemID="{25E02EA6-04DB-4F7B-BF6B-96E51B77B5E6}">
   <ds:schemaRefs>
     <ds:schemaRef ds:uri="http://schemas.microsoft.com/office/2006/metadata/contentType"/>
@@ -6287,15 +6307,6 @@
 </ds:datastoreItem>
 </file>
 
-<file path=customXml/itemProps2.xml><?xml version="1.0" encoding="utf-8"?>
-<ds:datastoreItem xmlns:ds="http://schemas.openxmlformats.org/officeDocument/2006/customXml" ds:itemID="{2AD5C8AE-75FD-4DF3-B296-35D1163A80AC}">
-  <ds:schemaRefs>
-    <ds:schemaRef ds:uri="http://schemas.microsoft.com/office/2006/metadata/properties"/>
-    <ds:schemaRef ds:uri="http://schemas.microsoft.com/office/infopath/2007/PartnerControls"/>
-  </ds:schemaRefs>
-</ds:datastoreItem>
-</file>
-
 <file path=customXml/itemProps3.xml><?xml version="1.0" encoding="utf-8"?>
 <ds:datastoreItem xmlns:ds="http://schemas.openxmlformats.org/officeDocument/2006/customXml" ds:itemID="{40B9A7B0-26A7-4C96-B54B-4EDE2E8D5CED}">
   <ds:schemaRefs>

--- a/src/main/resources/templates/plantilla_ficha.docx
+++ b/src/main/resources/templates/plantilla_ficha.docx
@@ -644,6 +644,9 @@
             <w:pPr>
               <w:pStyle w:val="Prrafodelista"/>
               <w:ind w:left="0"/>
+              <w:rPr>
+                <w:bCs/>
+              </w:rPr>
             </w:pPr>
             <w:r>
               <w:rPr>
@@ -1007,6 +1010,9 @@
             <w:pPr>
               <w:pStyle w:val="Prrafodelista"/>
               <w:ind w:left="0"/>
+              <w:rPr>
+                <w:bCs/>
+              </w:rPr>
             </w:pPr>
             <w:r>
               <w:rPr>
@@ -2181,6 +2187,9 @@
             <w:pPr>
               <w:pStyle w:val="Prrafodelista"/>
               <w:ind w:left="0"/>
+              <w:rPr>
+                <w:bCs/>
+              </w:rPr>
             </w:pPr>
             <w:r>
               <w:rPr>
@@ -6128,6 +6137,15 @@
 </file>
 
 <file path=customXml/item2.xml><?xml version="1.0" encoding="utf-8"?>
+<?mso-contentType ?>
+<FormTemplates xmlns="http://schemas.microsoft.com/sharepoint/v3/contenttype/forms">
+  <Display>DocumentLibraryForm</Display>
+  <Edit>DocumentLibraryForm</Edit>
+  <New>DocumentLibraryForm</New>
+</FormTemplates>
+</file>
+
+<file path=customXml/item3.xml><?xml version="1.0" encoding="utf-8"?>
 <ct:contentTypeSchema xmlns:ct="http://schemas.microsoft.com/office/2006/metadata/contentType" xmlns:ma="http://schemas.microsoft.com/office/2006/metadata/properties/metaAttributes" ct:_="" ma:_="" ma:contentTypeName="Documento" ma:contentTypeID="0x01010097635EDEFFC090479221CA7FDF7D7816" ma:contentTypeVersion="4" ma:contentTypeDescription="Crear nuevo documento." ma:contentTypeScope="" ma:versionID="a3965749e281f6c6210187afaee24c48">
   <xsd:schema xmlns:xsd="http://www.w3.org/2001/XMLSchema" xmlns:xs="http://www.w3.org/2001/XMLSchema" xmlns:p="http://schemas.microsoft.com/office/2006/metadata/properties" xmlns:ns3="31b15ab2-6444-4f41-b216-f6baf615ac89" targetNamespace="http://schemas.microsoft.com/office/2006/metadata/properties" ma:root="true" ma:fieldsID="86dc436e88cd54c64bcfb9f990015f19" ns3:_="">
     <xsd:import namespace="31b15ab2-6444-4f41-b216-f6baf615ac89"/>
@@ -6271,15 +6289,6 @@
 </ct:contentTypeSchema>
 </file>
 
-<file path=customXml/item3.xml><?xml version="1.0" encoding="utf-8"?>
-<?mso-contentType ?>
-<FormTemplates xmlns="http://schemas.microsoft.com/sharepoint/v3/contenttype/forms">
-  <Display>DocumentLibraryForm</Display>
-  <Edit>DocumentLibraryForm</Edit>
-  <New>DocumentLibraryForm</New>
-</FormTemplates>
-</file>
-
 <file path=customXml/itemProps1.xml><?xml version="1.0" encoding="utf-8"?>
 <ds:datastoreItem xmlns:ds="http://schemas.openxmlformats.org/officeDocument/2006/customXml" ds:itemID="{2AD5C8AE-75FD-4DF3-B296-35D1163A80AC}">
   <ds:schemaRefs>
@@ -6290,6 +6299,14 @@
 </file>
 
 <file path=customXml/itemProps2.xml><?xml version="1.0" encoding="utf-8"?>
+<ds:datastoreItem xmlns:ds="http://schemas.openxmlformats.org/officeDocument/2006/customXml" ds:itemID="{40B9A7B0-26A7-4C96-B54B-4EDE2E8D5CED}">
+  <ds:schemaRefs>
+    <ds:schemaRef ds:uri="http://schemas.microsoft.com/sharepoint/v3/contenttype/forms"/>
+  </ds:schemaRefs>
+</ds:datastoreItem>
+</file>
+
+<file path=customXml/itemProps3.xml><?xml version="1.0" encoding="utf-8"?>
 <ds:datastoreItem xmlns:ds="http://schemas.openxmlformats.org/officeDocument/2006/customXml" ds:itemID="{25E02EA6-04DB-4F7B-BF6B-96E51B77B5E6}">
   <ds:schemaRefs>
     <ds:schemaRef ds:uri="http://schemas.microsoft.com/office/2006/metadata/contentType"/>
@@ -6305,12 +6322,4 @@
     <ds:schemaRef ds:uri="http://schemas.microsoft.com/internal/obd"/>
   </ds:schemaRefs>
 </ds:datastoreItem>
-</file>
-
-<file path=customXml/itemProps3.xml><?xml version="1.0" encoding="utf-8"?>
-<ds:datastoreItem xmlns:ds="http://schemas.openxmlformats.org/officeDocument/2006/customXml" ds:itemID="{40B9A7B0-26A7-4C96-B54B-4EDE2E8D5CED}">
-  <ds:schemaRefs>
-    <ds:schemaRef ds:uri="http://schemas.microsoft.com/sharepoint/v3/contenttype/forms"/>
-  </ds:schemaRefs>
-</ds:datastoreItem>
 </file>